--- a/resume/Resume_XiaoyuZhou_Intern.docx
+++ b/resume/Resume_XiaoyuZhou_Intern.docx
@@ -15,7 +15,6 @@
         </w:rPr>
       </w:pPr>
       <w:bookmarkStart w:id="0" w:name="_Hlk69070034"/>
-      <w:proofErr w:type="spellStart"/>
       <w:r>
         <w:rPr>
           <w:rFonts w:ascii="Times New Roman" w:hAnsi="Times New Roman" w:cs="Times New Roman"/>
@@ -26,20 +25,7 @@
           <w:szCs w:val="44"/>
           <w:lang w:val="es-ES"/>
         </w:rPr>
-        <w:t>Xiaoyu</w:t>
-      </w:r>
-      <w:proofErr w:type="spellEnd"/>
-      <w:r>
-        <w:rPr>
-          <w:rFonts w:ascii="Times New Roman" w:hAnsi="Times New Roman" w:cs="Times New Roman"/>
-          <w:b/>
-          <w:bCs/>
-          <w:color w:val="000000"/>
-          <w:sz w:val="44"/>
-          <w:szCs w:val="44"/>
-          <w:lang w:val="es-ES"/>
-        </w:rPr>
-        <w:t xml:space="preserve"> (Sean) Zhou</w:t>
+        <w:t>Xiaoyu (Sean) Zhou</w:t>
       </w:r>
     </w:p>
     <w:p>
@@ -91,21 +77,8 @@
           <w:u w:val="none"/>
           <w:lang w:val="es-ES"/>
         </w:rPr>
-        <w:t>|</w:t>
-      </w:r>
-      <w:r>
-        <w:rPr>
-          <w:rStyle w:val="Hyperlink"/>
-          <w:rFonts w:ascii="Times New Roman" w:hAnsi="Times New Roman" w:cs="Times New Roman"/>
-          <w:color w:val="000000" w:themeColor="text1"/>
-          <w:sz w:val="22"/>
-          <w:szCs w:val="22"/>
-          <w:u w:val="none"/>
-          <w:lang w:val="es-ES"/>
-        </w:rPr>
-        <w:t xml:space="preserve"> </w:t>
-      </w:r>
-      <w:proofErr w:type="spellStart"/>
+        <w:t xml:space="preserve">| </w:t>
+      </w:r>
       <w:r>
         <w:rPr>
           <w:rStyle w:val="Hyperlink"/>
@@ -127,30 +100,7 @@
           <w:szCs w:val="22"/>
           <w:u w:val="none"/>
         </w:rPr>
-        <w:t>keley</w:t>
-      </w:r>
-      <w:proofErr w:type="spellEnd"/>
-      <w:r>
-        <w:rPr>
-          <w:rStyle w:val="Hyperlink"/>
-          <w:rFonts w:ascii="Times New Roman" w:hAnsi="Times New Roman" w:cs="Times New Roman"/>
-          <w:color w:val="000000" w:themeColor="text1"/>
-          <w:sz w:val="22"/>
-          <w:szCs w:val="22"/>
-          <w:u w:val="none"/>
-        </w:rPr>
-        <w:t>, CA</w:t>
-      </w:r>
-      <w:r>
-        <w:rPr>
-          <w:rStyle w:val="Hyperlink"/>
-          <w:rFonts w:ascii="Times New Roman" w:hAnsi="Times New Roman" w:cs="Times New Roman"/>
-          <w:color w:val="000000" w:themeColor="text1"/>
-          <w:sz w:val="22"/>
-          <w:szCs w:val="22"/>
-          <w:u w:val="none"/>
-        </w:rPr>
-        <w:t xml:space="preserve"> </w:t>
+        <w:t xml:space="preserve">keley, CA </w:t>
       </w:r>
       <w:r>
         <w:rPr>
@@ -162,22 +112,9 @@
           <w:u w:val="none"/>
           <w:lang w:val="es-ES"/>
         </w:rPr>
-        <w:t>|</w:t>
-      </w:r>
-      <w:r>
-        <w:rPr>
-          <w:rStyle w:val="Hyperlink"/>
-          <w:rFonts w:ascii="Times New Roman" w:hAnsi="Times New Roman" w:cs="Times New Roman"/>
-          <w:color w:val="000000" w:themeColor="text1"/>
-          <w:sz w:val="22"/>
-          <w:szCs w:val="22"/>
-          <w:u w:val="none"/>
-          <w:lang w:val="es-ES"/>
-        </w:rPr>
-        <w:t xml:space="preserve"> </w:t>
+        <w:t xml:space="preserve">| </w:t>
       </w:r>
       <w:hyperlink r:id="rId8" w:history="1">
-        <w:proofErr w:type="spellStart"/>
         <w:r>
           <w:rPr>
             <w:rStyle w:val="Hyperlink"/>
@@ -188,7 +125,6 @@
           </w:rPr>
           <w:t>Linkedin</w:t>
         </w:r>
-        <w:proofErr w:type="spellEnd"/>
       </w:hyperlink>
       <w:r>
         <w:rPr>
@@ -211,7 +147,27 @@
             <w:szCs w:val="22"/>
             <w:lang w:val="es-ES"/>
           </w:rPr>
-          <w:t>GitHub</w:t>
+          <w:t>GitH</w:t>
+        </w:r>
+        <w:r>
+          <w:rPr>
+            <w:rStyle w:val="Hyperlink"/>
+            <w:rFonts w:ascii="Times New Roman" w:hAnsi="Times New Roman" w:cs="Times New Roman"/>
+            <w:sz w:val="22"/>
+            <w:szCs w:val="22"/>
+            <w:lang w:val="es-ES"/>
+          </w:rPr>
+          <w:t>u</w:t>
+        </w:r>
+        <w:r>
+          <w:rPr>
+            <w:rStyle w:val="Hyperlink"/>
+            <w:rFonts w:ascii="Times New Roman" w:hAnsi="Times New Roman" w:cs="Times New Roman"/>
+            <w:sz w:val="22"/>
+            <w:szCs w:val="22"/>
+            <w:lang w:val="es-ES"/>
+          </w:rPr>
+          <w:t>b</w:t>
         </w:r>
       </w:hyperlink>
     </w:p>
@@ -401,16 +357,7 @@
           <w:sz w:val="22"/>
           <w:szCs w:val="22"/>
         </w:rPr>
-        <w:t xml:space="preserve">Berkeley, </w:t>
-      </w:r>
-      <w:r>
-        <w:rPr>
-          <w:rFonts w:ascii="Times New Roman" w:hAnsi="Times New Roman" w:cs="Times New Roman"/>
-          <w:color w:val="000000"/>
-          <w:sz w:val="22"/>
-          <w:szCs w:val="22"/>
-        </w:rPr>
-        <w:t>CA</w:t>
+        <w:t>Berkeley, CA</w:t>
       </w:r>
     </w:p>
     <w:p>
@@ -429,16 +376,7 @@
           <w:sz w:val="20"/>
           <w:szCs w:val="20"/>
         </w:rPr>
-        <w:t>M</w:t>
-      </w:r>
-      <w:r>
-        <w:rPr>
-          <w:rFonts w:ascii="Times New Roman" w:hAnsi="Times New Roman" w:cs="Times New Roman"/>
-          <w:color w:val="000000"/>
-          <w:sz w:val="20"/>
-          <w:szCs w:val="20"/>
-        </w:rPr>
-        <w:t>aster of Arts</w:t>
+        <w:t>Master of Arts</w:t>
       </w:r>
       <w:r>
         <w:rPr>
@@ -558,34 +496,34 @@
           <w:sz w:val="20"/>
           <w:szCs w:val="20"/>
         </w:rPr>
+        <w:t xml:space="preserve"> December</w:t>
+      </w:r>
+      <w:r>
+        <w:rPr>
+          <w:rFonts w:ascii="Times New Roman" w:hAnsi="Times New Roman" w:cs="Times New Roman"/>
+          <w:color w:val="000000"/>
+          <w:sz w:val="20"/>
+          <w:szCs w:val="20"/>
+        </w:rPr>
         <w:t xml:space="preserve"> </w:t>
       </w:r>
       <w:r>
         <w:rPr>
-          <w:rFonts w:ascii="Times New Roman" w:hAnsi="Times New Roman" w:cs="Times New Roman" w:hint="eastAsia"/>
-          <w:color w:val="000000"/>
-          <w:sz w:val="20"/>
-          <w:szCs w:val="20"/>
-        </w:rPr>
-        <w:t>December</w:t>
-      </w:r>
-      <w:r>
-        <w:rPr>
-          <w:rFonts w:ascii="Times New Roman" w:hAnsi="Times New Roman" w:cs="Times New Roman"/>
-          <w:color w:val="000000"/>
-          <w:sz w:val="20"/>
-          <w:szCs w:val="20"/>
-        </w:rPr>
-        <w:t xml:space="preserve"> </w:t>
-      </w:r>
-      <w:r>
-        <w:rPr>
-          <w:rFonts w:ascii="Times New Roman" w:hAnsi="Times New Roman" w:cs="Times New Roman"/>
-          <w:color w:val="000000"/>
-          <w:sz w:val="20"/>
-          <w:szCs w:val="20"/>
-        </w:rPr>
-        <w:t>2024</w:t>
+          <w:rFonts w:ascii="Times New Roman" w:hAnsi="Times New Roman" w:cs="Times New Roman"/>
+          <w:color w:val="000000"/>
+          <w:sz w:val="20"/>
+          <w:szCs w:val="20"/>
+        </w:rPr>
+        <w:t>202</w:t>
+      </w:r>
+      <w:r>
+        <w:rPr>
+          <w:rFonts w:ascii="Times New Roman" w:hAnsi="Times New Roman" w:cs="Times New Roman"/>
+          <w:color w:val="000000"/>
+          <w:sz w:val="20"/>
+          <w:szCs w:val="20"/>
+        </w:rPr>
+        <w:t>4</w:t>
       </w:r>
     </w:p>
     <w:p>
@@ -650,7 +588,61 @@
           <w:sz w:val="20"/>
           <w:szCs w:val="20"/>
         </w:rPr>
-        <w:t>Relevant Coursework: Longitudinal Data Analysis, Statistical Computing, Advanced Probability/Statistics</w:t>
+        <w:t xml:space="preserve">Relevant Coursework: Statistical Computing, </w:t>
+      </w:r>
+      <w:r>
+        <w:rPr>
+          <w:rFonts w:ascii="Times New Roman" w:hAnsi="Times New Roman" w:cs="Times New Roman"/>
+          <w:color w:val="000000"/>
+          <w:sz w:val="20"/>
+          <w:szCs w:val="20"/>
+        </w:rPr>
+        <w:t xml:space="preserve">Natural Language Processing, </w:t>
+      </w:r>
+      <w:r>
+        <w:rPr>
+          <w:rFonts w:ascii="Times New Roman" w:hAnsi="Times New Roman" w:cs="Times New Roman"/>
+          <w:color w:val="000000"/>
+          <w:sz w:val="20"/>
+          <w:szCs w:val="20"/>
+        </w:rPr>
+        <w:t>Optimization Models in Engineering</w:t>
+      </w:r>
+      <w:r>
+        <w:rPr>
+          <w:rFonts w:ascii="Times New Roman" w:hAnsi="Times New Roman" w:cs="Times New Roman"/>
+          <w:color w:val="000000"/>
+          <w:sz w:val="20"/>
+          <w:szCs w:val="20"/>
+        </w:rPr>
+        <w:t xml:space="preserve">, </w:t>
+      </w:r>
+      <w:r>
+        <w:rPr>
+          <w:rFonts w:ascii="Times New Roman" w:hAnsi="Times New Roman" w:cs="Times New Roman"/>
+          <w:color w:val="000000"/>
+          <w:sz w:val="20"/>
+          <w:szCs w:val="20"/>
+        </w:rPr>
+        <w:t>Advanced Probability/Statistics</w:t>
+      </w:r>
+      <w:r>
+        <w:rPr>
+          <w:rFonts w:ascii="Times New Roman" w:hAnsi="Times New Roman" w:cs="Times New Roman"/>
+          <w:color w:val="000000"/>
+          <w:sz w:val="20"/>
+          <w:szCs w:val="20"/>
+        </w:rPr>
+        <w:t xml:space="preserve">, </w:t>
+      </w:r>
+      <w:r>
+        <w:rPr>
+          <w:rFonts w:ascii="Times New Roman" w:hAnsi="Times New Roman" w:cs="Times New Roman"/>
+          <w:color w:val="000000"/>
+          <w:sz w:val="20"/>
+          <w:szCs w:val="20"/>
+        </w:rPr>
+        <w:t>Longitudinal Data Analysis</w:t>
       </w:r>
     </w:p>
     <w:p>
@@ -660,8 +652,8 @@
           <w:b/>
           <w:bCs/>
           <w:color w:val="000000"/>
-          <w:sz w:val="20"/>
-          <w:szCs w:val="20"/>
+          <w:sz w:val="22"/>
+          <w:szCs w:val="22"/>
         </w:rPr>
       </w:pPr>
     </w:p>
@@ -1180,7 +1172,6 @@
         </w:rPr>
         <w:tab/>
       </w:r>
-      <w:proofErr w:type="gramStart"/>
       <w:r>
         <w:rPr>
           <w:rFonts w:ascii="Times New Roman" w:hAnsi="Times New Roman" w:cs="Times New Roman"/>
@@ -1216,18 +1207,6 @@
           <w:lang w:val="en-CA"/>
         </w:rPr>
         <w:tab/>
-      </w:r>
-      <w:proofErr w:type="gramEnd"/>
-      <w:r>
-        <w:rPr>
-          <w:rFonts w:ascii="Times New Roman" w:hAnsi="Times New Roman" w:cs="Times New Roman"/>
-          <w:b/>
-          <w:bCs/>
-          <w:color w:val="000000"/>
-          <w:sz w:val="22"/>
-          <w:szCs w:val="22"/>
-          <w:lang w:val="en-CA"/>
-        </w:rPr>
         <w:t xml:space="preserve">  </w:t>
       </w:r>
       <w:r>
@@ -1548,77 +1527,45 @@
           <w:szCs w:val="20"/>
           <w:lang w:val="en-CA"/>
         </w:rPr>
+        <w:t>, Dask</w:t>
+      </w:r>
+      <w:r>
+        <w:rPr>
+          <w:rFonts w:ascii="Times New Roman" w:hAnsi="Times New Roman" w:cs="Times New Roman"/>
+          <w:color w:val="000000"/>
+          <w:sz w:val="20"/>
+          <w:szCs w:val="20"/>
+          <w:lang w:val="en-CA"/>
+        </w:rPr>
+        <w:t>)</w:t>
+      </w:r>
+      <w:r>
+        <w:rPr>
+          <w:rFonts w:ascii="Times New Roman" w:hAnsi="Times New Roman" w:cs="Times New Roman"/>
+          <w:color w:val="000000"/>
+          <w:sz w:val="20"/>
+          <w:szCs w:val="20"/>
+        </w:rPr>
+        <w:t>, R</w:t>
+      </w:r>
+      <w:r>
+        <w:rPr>
+          <w:rFonts w:ascii="Times New Roman" w:hAnsi="Times New Roman" w:cs="Times New Roman"/>
+          <w:color w:val="000000"/>
+          <w:sz w:val="20"/>
+          <w:szCs w:val="20"/>
+        </w:rPr>
+        <w:t xml:space="preserve"> (ggplot2, tidyverse, gee, lme4)</w:t>
+      </w:r>
+      <w:r>
+        <w:rPr>
+          <w:rFonts w:ascii="Times New Roman" w:hAnsi="Times New Roman" w:cs="Times New Roman"/>
+          <w:color w:val="000000"/>
+          <w:sz w:val="20"/>
+          <w:szCs w:val="20"/>
+        </w:rPr>
         <w:t xml:space="preserve">, </w:t>
       </w:r>
-      <w:proofErr w:type="spellStart"/>
-      <w:r>
-        <w:rPr>
-          <w:rFonts w:ascii="Times New Roman" w:hAnsi="Times New Roman" w:cs="Times New Roman"/>
-          <w:color w:val="000000"/>
-          <w:sz w:val="20"/>
-          <w:szCs w:val="20"/>
-          <w:lang w:val="en-CA"/>
-        </w:rPr>
-        <w:t>Dask</w:t>
-      </w:r>
-      <w:proofErr w:type="spellEnd"/>
-      <w:r>
-        <w:rPr>
-          <w:rFonts w:ascii="Times New Roman" w:hAnsi="Times New Roman" w:cs="Times New Roman"/>
-          <w:color w:val="000000"/>
-          <w:sz w:val="20"/>
-          <w:szCs w:val="20"/>
-          <w:lang w:val="en-CA"/>
-        </w:rPr>
-        <w:t>)</w:t>
-      </w:r>
-      <w:r>
-        <w:rPr>
-          <w:rFonts w:ascii="Times New Roman" w:hAnsi="Times New Roman" w:cs="Times New Roman"/>
-          <w:color w:val="000000"/>
-          <w:sz w:val="20"/>
-          <w:szCs w:val="20"/>
-        </w:rPr>
-        <w:t>, R</w:t>
-      </w:r>
-      <w:r>
-        <w:rPr>
-          <w:rFonts w:ascii="Times New Roman" w:hAnsi="Times New Roman" w:cs="Times New Roman"/>
-          <w:color w:val="000000"/>
-          <w:sz w:val="20"/>
-          <w:szCs w:val="20"/>
-        </w:rPr>
-        <w:t xml:space="preserve"> (ggplot2, </w:t>
-      </w:r>
-      <w:proofErr w:type="spellStart"/>
-      <w:r>
-        <w:rPr>
-          <w:rFonts w:ascii="Times New Roman" w:hAnsi="Times New Roman" w:cs="Times New Roman"/>
-          <w:color w:val="000000"/>
-          <w:sz w:val="20"/>
-          <w:szCs w:val="20"/>
-        </w:rPr>
-        <w:t>tidyverse</w:t>
-      </w:r>
-      <w:proofErr w:type="spellEnd"/>
-      <w:r>
-        <w:rPr>
-          <w:rFonts w:ascii="Times New Roman" w:hAnsi="Times New Roman" w:cs="Times New Roman"/>
-          <w:color w:val="000000"/>
-          <w:sz w:val="20"/>
-          <w:szCs w:val="20"/>
-        </w:rPr>
-        <w:t>, gee, lme4)</w:t>
-      </w:r>
-      <w:r>
-        <w:rPr>
-          <w:rFonts w:ascii="Times New Roman" w:hAnsi="Times New Roman" w:cs="Times New Roman"/>
-          <w:color w:val="000000"/>
-          <w:sz w:val="20"/>
-          <w:szCs w:val="20"/>
-        </w:rPr>
-        <w:t xml:space="preserve">, </w:t>
-      </w:r>
       <w:r>
         <w:rPr>
           <w:rFonts w:ascii="Times New Roman" w:hAnsi="Times New Roman" w:cs="Times New Roman"/>
@@ -1653,19 +1600,8 @@
           <w:sz w:val="20"/>
           <w:szCs w:val="20"/>
         </w:rPr>
-        <w:t xml:space="preserve">C++, SQL, Stata, </w:t>
-      </w:r>
-      <w:proofErr w:type="spellStart"/>
-      <w:r>
-        <w:rPr>
-          <w:rFonts w:ascii="Times New Roman" w:hAnsi="Times New Roman" w:cs="Times New Roman"/>
-          <w:color w:val="000000"/>
-          <w:sz w:val="20"/>
-          <w:szCs w:val="20"/>
-        </w:rPr>
-        <w:t>Matlab</w:t>
-      </w:r>
-      <w:proofErr w:type="spellEnd"/>
+        <w:t>C++, SQL, Stata, Matlab</w:t>
+      </w:r>
       <w:r>
         <w:rPr>
           <w:rFonts w:ascii="Times New Roman" w:hAnsi="Times New Roman" w:cs="Times New Roman"/>
@@ -1756,18 +1692,7 @@
           <w:sz w:val="22"/>
           <w:szCs w:val="22"/>
         </w:rPr>
-        <w:t>PROFESSIONAL</w:t>
-      </w:r>
-      <w:r>
-        <w:rPr>
-          <w:rFonts w:ascii="Times New Roman" w:hAnsi="Times New Roman" w:cs="Times New Roman"/>
-          <w:b/>
-          <w:bCs/>
-          <w:color w:val="000000"/>
-          <w:sz w:val="22"/>
-          <w:szCs w:val="22"/>
-        </w:rPr>
-        <w:t xml:space="preserve"> EXPERIENCE</w:t>
+        <w:t>PROFESSIONAL EXPERIENCE</w:t>
       </w:r>
       <w:r>
         <w:rPr>
@@ -2121,7 +2046,7 @@
           <w:szCs w:val="20"/>
           <w:lang w:val="en-CA"/>
         </w:rPr>
-        <w:t xml:space="preserve">Prepare and lead instructions for 2 lab sections of </w:t>
+        <w:t>Prepare and lead instructions for 2 lab sections of ECON 140: Econometrics</w:t>
       </w:r>
       <w:r>
         <w:rPr>
@@ -2131,7 +2056,7 @@
           <w:szCs w:val="20"/>
           <w:lang w:val="en-CA"/>
         </w:rPr>
-        <w:t>ECON</w:t>
+        <w:t xml:space="preserve"> and ECON 1: Introduction to Economics</w:t>
       </w:r>
       <w:r>
         <w:rPr>
@@ -2141,7 +2066,7 @@
           <w:szCs w:val="20"/>
           <w:lang w:val="en-CA"/>
         </w:rPr>
-        <w:t xml:space="preserve"> 140: Econometrics</w:t>
+        <w:t xml:space="preserve">; collaborate with other GSIs to grade problem sets and exams </w:t>
       </w:r>
       <w:r>
         <w:rPr>
@@ -2151,50 +2076,8 @@
           <w:szCs w:val="20"/>
           <w:lang w:val="en-CA"/>
         </w:rPr>
-        <w:t>; collaborate with other GSIs to grade problem sets</w:t>
-      </w:r>
-      <w:r>
-        <w:rPr>
-          <w:rFonts w:ascii="Times New Roman" w:hAnsi="Times New Roman" w:cs="Times New Roman"/>
-          <w:color w:val="000000" w:themeColor="text1"/>
-          <w:sz w:val="20"/>
-          <w:szCs w:val="20"/>
-          <w:lang w:val="en-CA"/>
-        </w:rPr>
-        <w:t xml:space="preserve"> and </w:t>
-      </w:r>
-      <w:r>
-        <w:rPr>
-          <w:rFonts w:ascii="Times New Roman" w:hAnsi="Times New Roman" w:cs="Times New Roman"/>
-          <w:color w:val="000000" w:themeColor="text1"/>
-          <w:sz w:val="20"/>
-          <w:szCs w:val="20"/>
-          <w:lang w:val="en-CA"/>
-        </w:rPr>
-        <w:t xml:space="preserve">exams </w:t>
-      </w:r>
-      <w:r>
-        <w:rPr>
-          <w:rFonts w:ascii="Times New Roman" w:hAnsi="Times New Roman" w:cs="Times New Roman"/>
-          <w:color w:val="000000" w:themeColor="text1"/>
-          <w:sz w:val="20"/>
-          <w:szCs w:val="20"/>
-          <w:lang w:val="en-CA"/>
-        </w:rPr>
-        <w:t xml:space="preserve">for over 350 </w:t>
-      </w:r>
-      <w:proofErr w:type="gramStart"/>
-      <w:r>
-        <w:rPr>
-          <w:rFonts w:ascii="Times New Roman" w:hAnsi="Times New Roman" w:cs="Times New Roman"/>
-          <w:color w:val="000000" w:themeColor="text1"/>
-          <w:sz w:val="20"/>
-          <w:szCs w:val="20"/>
-          <w:lang w:val="en-CA"/>
-        </w:rPr>
-        <w:t>students</w:t>
-      </w:r>
-      <w:proofErr w:type="gramEnd"/>
+        <w:t>for over 350 students</w:t>
+      </w:r>
     </w:p>
     <w:p>
       <w:pPr>
@@ -2391,17 +2274,7 @@
           <w:szCs w:val="20"/>
           <w:lang w:val="en-CA"/>
         </w:rPr>
-        <w:t>Data</w:t>
-      </w:r>
-      <w:r>
-        <w:rPr>
-          <w:rFonts w:ascii="Times New Roman" w:hAnsi="Times New Roman" w:cs="Times New Roman"/>
-          <w:color w:val="000000"/>
-          <w:sz w:val="20"/>
-          <w:szCs w:val="20"/>
-          <w:lang w:val="en-CA"/>
-        </w:rPr>
-        <w:t xml:space="preserve"> </w:t>
+        <w:t xml:space="preserve">Data </w:t>
       </w:r>
       <w:r>
         <w:rPr>
@@ -2535,16 +2408,7 @@
           <w:sz w:val="20"/>
           <w:szCs w:val="20"/>
         </w:rPr>
-        <w:t xml:space="preserve"> with pandas/</w:t>
-      </w:r>
-      <w:r>
-        <w:rPr>
-          <w:rFonts w:ascii="Times New Roman" w:hAnsi="Times New Roman" w:cs="Times New Roman"/>
-          <w:color w:val="000000"/>
-          <w:sz w:val="20"/>
-          <w:szCs w:val="20"/>
-        </w:rPr>
-        <w:t>NumPy</w:t>
+        <w:t xml:space="preserve"> with pandas/NumPy</w:t>
       </w:r>
       <w:r>
         <w:rPr>
@@ -2596,61 +2460,7 @@
           <w:sz w:val="20"/>
           <w:szCs w:val="20"/>
         </w:rPr>
-        <w:t xml:space="preserve">Used </w:t>
-      </w:r>
-      <w:r>
-        <w:rPr>
-          <w:rFonts w:ascii="Times New Roman" w:hAnsi="Times New Roman" w:cs="Times New Roman"/>
-          <w:color w:val="000000"/>
-          <w:sz w:val="20"/>
-          <w:szCs w:val="20"/>
-        </w:rPr>
-        <w:t xml:space="preserve">fixed-effects </w:t>
-      </w:r>
-      <w:r>
-        <w:rPr>
-          <w:rFonts w:ascii="Times New Roman" w:hAnsi="Times New Roman" w:cs="Times New Roman"/>
-          <w:color w:val="000000"/>
-          <w:sz w:val="20"/>
-          <w:szCs w:val="20"/>
-        </w:rPr>
-        <w:t xml:space="preserve">regression models </w:t>
-      </w:r>
-      <w:r>
-        <w:rPr>
-          <w:rFonts w:ascii="Times New Roman" w:hAnsi="Times New Roman" w:cs="Times New Roman"/>
-          <w:color w:val="000000"/>
-          <w:sz w:val="20"/>
-          <w:szCs w:val="20"/>
-        </w:rPr>
-        <w:t>in R</w:t>
-      </w:r>
-      <w:r>
-        <w:rPr>
-          <w:rFonts w:ascii="Times New Roman" w:hAnsi="Times New Roman" w:cs="Times New Roman"/>
-          <w:color w:val="000000"/>
-          <w:sz w:val="20"/>
-          <w:szCs w:val="20"/>
-        </w:rPr>
-        <w:t>/Stata</w:t>
-      </w:r>
-      <w:r>
-        <w:rPr>
-          <w:rFonts w:ascii="Times New Roman" w:hAnsi="Times New Roman" w:cs="Times New Roman"/>
-          <w:color w:val="000000"/>
-          <w:sz w:val="20"/>
-          <w:szCs w:val="20"/>
-        </w:rPr>
-        <w:t xml:space="preserve"> </w:t>
-      </w:r>
-      <w:r>
-        <w:rPr>
-          <w:rFonts w:ascii="Times New Roman" w:hAnsi="Times New Roman" w:cs="Times New Roman"/>
-          <w:color w:val="000000"/>
-          <w:sz w:val="20"/>
-          <w:szCs w:val="20"/>
-        </w:rPr>
-        <w:t>to a</w:t>
+        <w:t>Used fixed-effects regression models in R/Stata to a</w:t>
       </w:r>
       <w:r>
         <w:rPr>
@@ -2720,25 +2530,7 @@
           <w:sz w:val="20"/>
           <w:szCs w:val="20"/>
         </w:rPr>
-        <w:t>Automated the text cleaning process of the 2021/2022 W&amp;M annual donor report</w:t>
-      </w:r>
-      <w:r>
-        <w:rPr>
-          <w:rFonts w:ascii="Times New Roman" w:hAnsi="Times New Roman" w:cs="Times New Roman"/>
-          <w:color w:val="000000"/>
-          <w:sz w:val="20"/>
-          <w:szCs w:val="20"/>
-        </w:rPr>
-        <w:t xml:space="preserve"> using Python</w:t>
-      </w:r>
-      <w:r>
-        <w:rPr>
-          <w:rFonts w:ascii="Times New Roman" w:hAnsi="Times New Roman" w:cs="Times New Roman"/>
-          <w:color w:val="000000"/>
-          <w:sz w:val="20"/>
-          <w:szCs w:val="20"/>
-        </w:rPr>
-        <w:t>; h</w:t>
+        <w:t>Automated the text cleaning process of the 2021/2022 W&amp;M annual donor report using Python; h</w:t>
       </w:r>
       <w:r>
         <w:rPr>
@@ -3104,34 +2896,7 @@
           <w:sz w:val="20"/>
           <w:szCs w:val="20"/>
         </w:rPr>
-        <w:t xml:space="preserve"> </w:t>
-      </w:r>
-      <w:r>
-        <w:rPr>
-          <w:rFonts w:ascii="Times New Roman" w:hAnsi="Times New Roman" w:cs="Times New Roman"/>
-          <w:color w:val="000000"/>
-          <w:sz w:val="20"/>
-          <w:szCs w:val="20"/>
-        </w:rPr>
-        <w:t xml:space="preserve">and </w:t>
-      </w:r>
-      <w:r>
-        <w:rPr>
-          <w:rFonts w:ascii="Times New Roman" w:hAnsi="Times New Roman" w:cs="Times New Roman"/>
-          <w:color w:val="000000"/>
-          <w:sz w:val="20"/>
-          <w:szCs w:val="20"/>
-        </w:rPr>
-        <w:t xml:space="preserve">implemented </w:t>
-      </w:r>
-      <w:r>
-        <w:rPr>
-          <w:rFonts w:ascii="Times New Roman" w:hAnsi="Times New Roman" w:cs="Times New Roman"/>
-          <w:color w:val="000000"/>
-          <w:sz w:val="20"/>
-          <w:szCs w:val="20"/>
-        </w:rPr>
-        <w:t xml:space="preserve">various volatility estimators </w:t>
+        <w:t xml:space="preserve"> and implemented various volatility estimators </w:t>
       </w:r>
       <w:r>
         <w:rPr>
@@ -3165,88 +2930,7 @@
           <w:sz w:val="20"/>
           <w:szCs w:val="20"/>
         </w:rPr>
-        <w:t xml:space="preserve">Analyzed </w:t>
-      </w:r>
-      <w:r>
-        <w:rPr>
-          <w:rFonts w:ascii="Times New Roman" w:hAnsi="Times New Roman" w:cs="Times New Roman"/>
-          <w:color w:val="000000"/>
-          <w:sz w:val="20"/>
-          <w:szCs w:val="20"/>
-        </w:rPr>
-        <w:t xml:space="preserve">the </w:t>
-      </w:r>
-      <w:r>
-        <w:rPr>
-          <w:rFonts w:ascii="Times New Roman" w:hAnsi="Times New Roman" w:cs="Times New Roman"/>
-          <w:color w:val="000000"/>
-          <w:sz w:val="20"/>
-          <w:szCs w:val="20"/>
-        </w:rPr>
-        <w:t xml:space="preserve">relationship between </w:t>
-      </w:r>
-      <w:r>
-        <w:rPr>
-          <w:rFonts w:ascii="Times New Roman" w:hAnsi="Times New Roman" w:cs="Times New Roman"/>
-          <w:color w:val="000000"/>
-          <w:sz w:val="20"/>
-          <w:szCs w:val="20"/>
-        </w:rPr>
-        <w:t xml:space="preserve">the </w:t>
-      </w:r>
-      <w:r>
-        <w:rPr>
-          <w:rFonts w:ascii="Times New Roman" w:hAnsi="Times New Roman" w:cs="Times New Roman"/>
-          <w:color w:val="000000"/>
-          <w:sz w:val="20"/>
-          <w:szCs w:val="20"/>
-        </w:rPr>
-        <w:t xml:space="preserve">probabilistic range of </w:t>
-      </w:r>
-      <w:r>
-        <w:rPr>
-          <w:rFonts w:ascii="Times New Roman" w:hAnsi="Times New Roman" w:cs="Times New Roman"/>
-          <w:color w:val="000000"/>
-          <w:sz w:val="20"/>
-          <w:szCs w:val="20"/>
-        </w:rPr>
-        <w:t xml:space="preserve">volatility and </w:t>
-      </w:r>
-      <w:r>
-        <w:rPr>
-          <w:rFonts w:ascii="Times New Roman" w:hAnsi="Times New Roman" w:cs="Times New Roman"/>
-          <w:color w:val="000000"/>
-          <w:sz w:val="20"/>
-          <w:szCs w:val="20"/>
-        </w:rPr>
-        <w:t xml:space="preserve">expiration </w:t>
-      </w:r>
-      <w:r>
-        <w:rPr>
-          <w:rFonts w:ascii="Times New Roman" w:hAnsi="Times New Roman" w:cs="Times New Roman"/>
-          <w:color w:val="000000"/>
-          <w:sz w:val="20"/>
-          <w:szCs w:val="20"/>
-        </w:rPr>
-        <w:t>time</w:t>
-      </w:r>
-      <w:r>
-        <w:rPr>
-          <w:rFonts w:ascii="Times New Roman" w:hAnsi="Times New Roman" w:cs="Times New Roman"/>
-          <w:color w:val="000000"/>
-          <w:sz w:val="20"/>
-          <w:szCs w:val="20"/>
-        </w:rPr>
-        <w:t xml:space="preserve"> of options</w:t>
-      </w:r>
-      <w:r>
-        <w:rPr>
-          <w:rFonts w:ascii="Times New Roman" w:hAnsi="Times New Roman" w:cs="Times New Roman"/>
-          <w:color w:val="000000"/>
-          <w:sz w:val="20"/>
-          <w:szCs w:val="20"/>
-        </w:rPr>
-        <w:t xml:space="preserve"> (volatility cone)</w:t>
+        <w:t>Analyzed the relationship between the probabilistic range of volatility and expiration time of options (volatility cone)</w:t>
       </w:r>
       <w:r>
         <w:rPr>
@@ -3264,43 +2948,7 @@
           <w:sz w:val="20"/>
           <w:szCs w:val="20"/>
         </w:rPr>
-        <w:t xml:space="preserve">proposed confidence bands </w:t>
-      </w:r>
-      <w:r>
-        <w:rPr>
-          <w:rFonts w:ascii="Times New Roman" w:hAnsi="Times New Roman" w:cs="Times New Roman"/>
-          <w:color w:val="000000"/>
-          <w:sz w:val="20"/>
-          <w:szCs w:val="20"/>
-        </w:rPr>
-        <w:t>and tested trading algorithms</w:t>
-      </w:r>
-      <w:r>
-        <w:rPr>
-          <w:rFonts w:ascii="Times New Roman" w:hAnsi="Times New Roman" w:cs="Times New Roman"/>
-          <w:color w:val="000000"/>
-          <w:sz w:val="20"/>
-          <w:szCs w:val="20"/>
-        </w:rPr>
-        <w:t xml:space="preserve"> </w:t>
-      </w:r>
-      <w:r>
-        <w:rPr>
-          <w:rFonts w:ascii="Times New Roman" w:hAnsi="Times New Roman" w:cs="Times New Roman"/>
-          <w:color w:val="000000"/>
-          <w:sz w:val="20"/>
-          <w:szCs w:val="20"/>
-        </w:rPr>
-        <w:t>using volatility cones</w:t>
-      </w:r>
-      <w:r>
-        <w:rPr>
-          <w:rFonts w:ascii="Times New Roman" w:hAnsi="Times New Roman" w:cs="Times New Roman"/>
-          <w:color w:val="000000"/>
-          <w:sz w:val="20"/>
-          <w:szCs w:val="20"/>
-        </w:rPr>
-        <w:t xml:space="preserve"> using Python</w:t>
+        <w:t>proposed confidence bands and tested trading algorithms using volatility cones using Python</w:t>
       </w:r>
     </w:p>
     <w:p>
@@ -3325,43 +2973,7 @@
           <w:sz w:val="20"/>
           <w:szCs w:val="20"/>
         </w:rPr>
-        <w:t xml:space="preserve">Ranked best among 6 interns in simulated trading competitions with </w:t>
-      </w:r>
-      <w:r>
-        <w:rPr>
-          <w:rFonts w:ascii="Times New Roman" w:hAnsi="Times New Roman" w:cs="Times New Roman"/>
-          <w:color w:val="000000"/>
-          <w:sz w:val="20"/>
-          <w:szCs w:val="20"/>
-        </w:rPr>
-        <w:t xml:space="preserve">a </w:t>
-      </w:r>
-      <w:r>
-        <w:rPr>
-          <w:rFonts w:ascii="Times New Roman" w:hAnsi="Times New Roman" w:cs="Times New Roman"/>
-          <w:color w:val="000000"/>
-          <w:sz w:val="20"/>
-          <w:szCs w:val="20"/>
-        </w:rPr>
-        <w:t xml:space="preserve">21% average return and </w:t>
-      </w:r>
-      <w:r>
-        <w:rPr>
-          <w:rFonts w:ascii="Times New Roman" w:hAnsi="Times New Roman" w:cs="Times New Roman"/>
-          <w:color w:val="000000"/>
-          <w:sz w:val="20"/>
-          <w:szCs w:val="20"/>
-        </w:rPr>
-        <w:t xml:space="preserve">a </w:t>
-      </w:r>
-      <w:r>
-        <w:rPr>
-          <w:rFonts w:ascii="Times New Roman" w:hAnsi="Times New Roman" w:cs="Times New Roman"/>
-          <w:color w:val="000000"/>
-          <w:sz w:val="20"/>
-          <w:szCs w:val="20"/>
-        </w:rPr>
-        <w:t>3% maximum drawdown</w:t>
+        <w:t>Ranked best among 6 interns in simulated trading competitions with a 21% average return and a 3% maximum drawdown</w:t>
       </w:r>
     </w:p>
     <w:p>
@@ -3458,25 +3070,7 @@
           <w:bCs/>
           <w:color w:val="000000"/>
         </w:rPr>
-        <w:t>LEADERSHIP</w:t>
-      </w:r>
-      <w:r>
-        <w:rPr>
-          <w:rFonts w:ascii="Times New Roman" w:hAnsi="Times New Roman" w:cs="Times New Roman"/>
-          <w:b/>
-          <w:bCs/>
-          <w:color w:val="000000"/>
-        </w:rPr>
-        <w:t xml:space="preserve"> &amp; PROJECTS</w:t>
-      </w:r>
-      <w:r>
-        <w:rPr>
-          <w:rFonts w:ascii="Times New Roman" w:hAnsi="Times New Roman" w:cs="Times New Roman"/>
-          <w:b/>
-          <w:bCs/>
-          <w:color w:val="000000"/>
-        </w:rPr>
-        <w:t xml:space="preserve"> </w:t>
+        <w:t xml:space="preserve">LEADERSHIP &amp; PROJECTS </w:t>
       </w:r>
     </w:p>
     <w:p>
@@ -3503,16 +3097,7 @@
           <w:sz w:val="22"/>
           <w:szCs w:val="22"/>
         </w:rPr>
-        <w:t xml:space="preserve"> at UCSF</w:t>
-      </w:r>
-      <w:r>
-        <w:rPr>
-          <w:rFonts w:ascii="Times New Roman" w:hAnsi="Times New Roman" w:cs="Times New Roman"/>
-          <w:b/>
-          <w:sz w:val="22"/>
-          <w:szCs w:val="22"/>
-        </w:rPr>
-        <w:t xml:space="preserve">, </w:t>
+        <w:t xml:space="preserve"> at UCSF, </w:t>
       </w:r>
       <w:r>
         <w:rPr>
@@ -3595,25 +3180,7 @@
           <w:szCs w:val="22"/>
         </w:rPr>
         <w:tab/>
-        <w:t xml:space="preserve"> </w:t>
-      </w:r>
-      <w:r>
-        <w:rPr>
-          <w:rFonts w:ascii="Times New Roman" w:hAnsi="Times New Roman" w:cs="Times New Roman"/>
-          <w:color w:val="000000"/>
-          <w:sz w:val="22"/>
-          <w:szCs w:val="22"/>
-        </w:rPr>
-        <w:t xml:space="preserve"> </w:t>
-      </w:r>
-      <w:r>
-        <w:rPr>
-          <w:rFonts w:ascii="Times New Roman" w:hAnsi="Times New Roman" w:cs="Times New Roman"/>
-          <w:color w:val="000000"/>
-          <w:sz w:val="22"/>
-          <w:szCs w:val="22"/>
-        </w:rPr>
-        <w:t>August</w:t>
+        <w:t xml:space="preserve">  August</w:t>
       </w:r>
       <w:r>
         <w:rPr>
@@ -3712,25 +3279,14 @@
         </w:rPr>
         <w:t xml:space="preserve">Valerie Block, </w:t>
       </w:r>
-      <w:proofErr w:type="spellStart"/>
-      <w:r>
-        <w:rPr>
-          <w:rFonts w:ascii="Times New Roman" w:hAnsi="Times New Roman" w:cs="Times New Roman"/>
-          <w:bCs/>
-          <w:sz w:val="20"/>
-          <w:szCs w:val="20"/>
-        </w:rPr>
-        <w:t>DPTSc</w:t>
-      </w:r>
-      <w:proofErr w:type="spellEnd"/>
-      <w:r>
-        <w:rPr>
-          <w:rFonts w:ascii="Times New Roman" w:hAnsi="Times New Roman" w:cs="Times New Roman"/>
-          <w:bCs/>
-          <w:sz w:val="20"/>
-          <w:szCs w:val="20"/>
-        </w:rPr>
-        <w:t xml:space="preserve">, </w:t>
+      <w:r>
+        <w:rPr>
+          <w:rFonts w:ascii="Times New Roman" w:hAnsi="Times New Roman" w:cs="Times New Roman"/>
+          <w:bCs/>
+          <w:sz w:val="20"/>
+          <w:szCs w:val="20"/>
+        </w:rPr>
+        <w:t xml:space="preserve">DPTSc, </w:t>
       </w:r>
       <w:r>
         <w:rPr>
@@ -3809,205 +3365,7 @@
           <w:sz w:val="20"/>
           <w:szCs w:val="20"/>
         </w:rPr>
-        <w:t>U</w:t>
-      </w:r>
-      <w:r>
-        <w:rPr>
-          <w:rFonts w:ascii="Times New Roman" w:hAnsi="Times New Roman" w:cs="Times New Roman"/>
-          <w:bCs/>
-          <w:sz w:val="20"/>
-          <w:szCs w:val="20"/>
-        </w:rPr>
-        <w:t>tilized</w:t>
-      </w:r>
-      <w:r>
-        <w:rPr>
-          <w:rFonts w:ascii="Times New Roman" w:hAnsi="Times New Roman" w:cs="Times New Roman"/>
-          <w:bCs/>
-          <w:sz w:val="20"/>
-          <w:szCs w:val="20"/>
-        </w:rPr>
-        <w:t xml:space="preserve"> </w:t>
-      </w:r>
-      <w:r>
-        <w:rPr>
-          <w:rFonts w:ascii="Times New Roman" w:hAnsi="Times New Roman" w:cs="Times New Roman"/>
-          <w:bCs/>
-          <w:sz w:val="20"/>
-          <w:szCs w:val="20"/>
-        </w:rPr>
-        <w:t xml:space="preserve">logistic regressions </w:t>
-      </w:r>
-      <w:r>
-        <w:rPr>
-          <w:rFonts w:ascii="Times New Roman" w:hAnsi="Times New Roman" w:cs="Times New Roman"/>
-          <w:bCs/>
-          <w:sz w:val="20"/>
-          <w:szCs w:val="20"/>
-        </w:rPr>
-        <w:t>to reveal</w:t>
-      </w:r>
-      <w:r>
-        <w:rPr>
-          <w:rFonts w:ascii="Times New Roman" w:hAnsi="Times New Roman" w:cs="Times New Roman"/>
-          <w:bCs/>
-          <w:sz w:val="20"/>
-          <w:szCs w:val="20"/>
-        </w:rPr>
-        <w:t xml:space="preserve"> that </w:t>
-      </w:r>
-      <w:r>
-        <w:rPr>
-          <w:rFonts w:ascii="Times New Roman" w:hAnsi="Times New Roman" w:cs="Times New Roman"/>
-          <w:bCs/>
-          <w:sz w:val="20"/>
-          <w:szCs w:val="20"/>
-        </w:rPr>
-        <w:t xml:space="preserve">an additional 800 </w:t>
-      </w:r>
-      <w:r>
-        <w:rPr>
-          <w:rFonts w:ascii="Times New Roman" w:hAnsi="Times New Roman" w:cs="Times New Roman"/>
-          <w:bCs/>
-          <w:sz w:val="20"/>
-          <w:szCs w:val="20"/>
-        </w:rPr>
-        <w:t xml:space="preserve">daily </w:t>
-      </w:r>
-      <w:r>
-        <w:rPr>
-          <w:rFonts w:ascii="Times New Roman" w:hAnsi="Times New Roman" w:cs="Times New Roman"/>
-          <w:bCs/>
-          <w:sz w:val="20"/>
-          <w:szCs w:val="20"/>
-        </w:rPr>
-        <w:t>steps</w:t>
-      </w:r>
-      <w:r>
-        <w:rPr>
-          <w:rFonts w:ascii="Times New Roman" w:hAnsi="Times New Roman" w:cs="Times New Roman"/>
-          <w:bCs/>
-          <w:sz w:val="20"/>
-          <w:szCs w:val="20"/>
-        </w:rPr>
-        <w:t xml:space="preserve"> reduce </w:t>
-      </w:r>
-      <w:r>
-        <w:rPr>
-          <w:rFonts w:ascii="Times New Roman" w:hAnsi="Times New Roman" w:cs="Times New Roman"/>
-          <w:bCs/>
-          <w:sz w:val="20"/>
-          <w:szCs w:val="20"/>
-        </w:rPr>
-        <w:t xml:space="preserve">the odds of sustained </w:t>
-      </w:r>
-      <w:r>
-        <w:rPr>
-          <w:rFonts w:ascii="Times New Roman" w:hAnsi="Times New Roman" w:cs="Times New Roman"/>
-          <w:bCs/>
-          <w:sz w:val="20"/>
-          <w:szCs w:val="20"/>
-        </w:rPr>
-        <w:t xml:space="preserve">disability </w:t>
-      </w:r>
-      <w:r>
-        <w:rPr>
-          <w:rFonts w:ascii="Times New Roman" w:hAnsi="Times New Roman" w:cs="Times New Roman"/>
-          <w:bCs/>
-          <w:sz w:val="20"/>
-          <w:szCs w:val="20"/>
-        </w:rPr>
-        <w:t xml:space="preserve">worsening </w:t>
-      </w:r>
-      <w:r>
-        <w:rPr>
-          <w:rFonts w:ascii="Times New Roman" w:hAnsi="Times New Roman" w:cs="Times New Roman"/>
-          <w:bCs/>
-          <w:sz w:val="20"/>
-          <w:szCs w:val="20"/>
-        </w:rPr>
-        <w:t xml:space="preserve">by 22% </w:t>
-      </w:r>
-      <w:r>
-        <w:rPr>
-          <w:rFonts w:ascii="Times New Roman" w:hAnsi="Times New Roman" w:cs="Times New Roman"/>
-          <w:bCs/>
-          <w:sz w:val="20"/>
-          <w:szCs w:val="20"/>
-        </w:rPr>
-        <w:t xml:space="preserve">in </w:t>
-      </w:r>
-      <w:r>
-        <w:rPr>
-          <w:rFonts w:ascii="Times New Roman" w:hAnsi="Times New Roman" w:cs="Times New Roman"/>
-          <w:bCs/>
-          <w:sz w:val="20"/>
-          <w:szCs w:val="20"/>
-        </w:rPr>
-        <w:t xml:space="preserve">patients with </w:t>
-      </w:r>
-      <w:r>
-        <w:rPr>
-          <w:rFonts w:ascii="Times New Roman" w:hAnsi="Times New Roman" w:cs="Times New Roman"/>
-          <w:bCs/>
-          <w:sz w:val="20"/>
-          <w:szCs w:val="20"/>
-        </w:rPr>
-        <w:t>high</w:t>
-      </w:r>
-      <w:r>
-        <w:rPr>
-          <w:rFonts w:ascii="Times New Roman" w:hAnsi="Times New Roman" w:cs="Times New Roman"/>
-          <w:bCs/>
-          <w:sz w:val="20"/>
-          <w:szCs w:val="20"/>
-        </w:rPr>
-        <w:t xml:space="preserve"> or </w:t>
-      </w:r>
-      <w:r>
-        <w:rPr>
-          <w:rFonts w:ascii="Times New Roman" w:hAnsi="Times New Roman" w:cs="Times New Roman"/>
-          <w:bCs/>
-          <w:sz w:val="20"/>
-          <w:szCs w:val="20"/>
-        </w:rPr>
-        <w:t xml:space="preserve">moderate </w:t>
-      </w:r>
-      <w:r>
-        <w:rPr>
-          <w:rFonts w:ascii="Times New Roman" w:hAnsi="Times New Roman" w:cs="Times New Roman"/>
-          <w:bCs/>
-          <w:sz w:val="20"/>
-          <w:szCs w:val="20"/>
-        </w:rPr>
-        <w:t xml:space="preserve">baseline </w:t>
-      </w:r>
-      <w:r>
-        <w:rPr>
-          <w:rFonts w:ascii="Times New Roman" w:hAnsi="Times New Roman" w:cs="Times New Roman"/>
-          <w:bCs/>
-          <w:sz w:val="20"/>
-          <w:szCs w:val="20"/>
-        </w:rPr>
-        <w:t>disability levels</w:t>
-      </w:r>
-      <w:r>
-        <w:rPr>
-          <w:rFonts w:ascii="Times New Roman" w:hAnsi="Times New Roman" w:cs="Times New Roman"/>
-          <w:bCs/>
-          <w:sz w:val="20"/>
-          <w:szCs w:val="20"/>
-        </w:rPr>
-        <w:t>.</w:t>
-      </w:r>
-      <w:r>
-        <w:rPr>
-          <w:rFonts w:ascii="Times New Roman" w:hAnsi="Times New Roman" w:cs="Times New Roman"/>
-          <w:bCs/>
-          <w:sz w:val="20"/>
-          <w:szCs w:val="20"/>
-        </w:rPr>
-        <w:t xml:space="preserve"> </w:t>
+        <w:t xml:space="preserve">Utilized logistic regressions to reveal that an additional 800 daily steps reduce the odds of sustained disability worsening by 22% in patients with high or moderate baseline disability levels. </w:t>
       </w:r>
     </w:p>
     <w:p>
@@ -4041,124 +3399,7 @@
           <w:sz w:val="20"/>
           <w:szCs w:val="20"/>
         </w:rPr>
-        <w:t xml:space="preserve"> </w:t>
-      </w:r>
-      <w:r>
-        <w:rPr>
-          <w:rFonts w:ascii="Times New Roman" w:hAnsi="Times New Roman" w:cs="Times New Roman"/>
-          <w:bCs/>
-          <w:sz w:val="20"/>
-          <w:szCs w:val="20"/>
-        </w:rPr>
-        <w:t>generalized estimating equation</w:t>
-      </w:r>
-      <w:r>
-        <w:rPr>
-          <w:rFonts w:ascii="Times New Roman" w:hAnsi="Times New Roman" w:cs="Times New Roman"/>
-          <w:bCs/>
-          <w:sz w:val="20"/>
-          <w:szCs w:val="20"/>
-        </w:rPr>
-        <w:t>s</w:t>
-      </w:r>
-      <w:r>
-        <w:rPr>
-          <w:rFonts w:ascii="Times New Roman" w:hAnsi="Times New Roman" w:cs="Times New Roman"/>
-          <w:bCs/>
-          <w:sz w:val="20"/>
-          <w:szCs w:val="20"/>
-        </w:rPr>
-        <w:t xml:space="preserve"> and mixed effects </w:t>
-      </w:r>
-      <w:r>
-        <w:rPr>
-          <w:rFonts w:ascii="Times New Roman" w:hAnsi="Times New Roman" w:cs="Times New Roman"/>
-          <w:bCs/>
-          <w:sz w:val="20"/>
-          <w:szCs w:val="20"/>
-        </w:rPr>
-        <w:t>model</w:t>
-      </w:r>
-      <w:r>
-        <w:rPr>
-          <w:rFonts w:ascii="Times New Roman" w:hAnsi="Times New Roman" w:cs="Times New Roman"/>
-          <w:bCs/>
-          <w:sz w:val="20"/>
-          <w:szCs w:val="20"/>
-        </w:rPr>
-        <w:t>s</w:t>
-      </w:r>
-      <w:r>
-        <w:rPr>
-          <w:rFonts w:ascii="Times New Roman" w:hAnsi="Times New Roman" w:cs="Times New Roman"/>
-          <w:bCs/>
-          <w:sz w:val="20"/>
-          <w:szCs w:val="20"/>
-        </w:rPr>
-        <w:t xml:space="preserve"> </w:t>
-      </w:r>
-      <w:r>
-        <w:rPr>
-          <w:rFonts w:ascii="Times New Roman" w:hAnsi="Times New Roman" w:cs="Times New Roman"/>
-          <w:bCs/>
-          <w:sz w:val="20"/>
-          <w:szCs w:val="20"/>
-        </w:rPr>
-        <w:t xml:space="preserve">using </w:t>
-      </w:r>
-      <w:r>
-        <w:rPr>
-          <w:rFonts w:ascii="Times New Roman" w:hAnsi="Times New Roman" w:cs="Times New Roman"/>
-          <w:bCs/>
-          <w:sz w:val="20"/>
-          <w:szCs w:val="20"/>
-        </w:rPr>
-        <w:t>Fitbit data</w:t>
-      </w:r>
-      <w:r>
-        <w:rPr>
-          <w:rFonts w:ascii="Times New Roman" w:hAnsi="Times New Roman" w:cs="Times New Roman"/>
-          <w:bCs/>
-          <w:sz w:val="20"/>
-          <w:szCs w:val="20"/>
-        </w:rPr>
-        <w:t>, biomarker</w:t>
-      </w:r>
-      <w:r>
-        <w:rPr>
-          <w:rFonts w:ascii="Times New Roman" w:hAnsi="Times New Roman" w:cs="Times New Roman"/>
-          <w:bCs/>
-          <w:sz w:val="20"/>
-          <w:szCs w:val="20"/>
-        </w:rPr>
-        <w:t xml:space="preserve"> measurements</w:t>
-      </w:r>
-      <w:r>
-        <w:rPr>
-          <w:rFonts w:ascii="Times New Roman" w:hAnsi="Times New Roman" w:cs="Times New Roman"/>
-          <w:bCs/>
-          <w:sz w:val="20"/>
-          <w:szCs w:val="20"/>
-        </w:rPr>
-        <w:t>,</w:t>
-      </w:r>
-      <w:r>
-        <w:rPr>
-          <w:rFonts w:ascii="Times New Roman" w:hAnsi="Times New Roman" w:cs="Times New Roman"/>
-          <w:bCs/>
-          <w:sz w:val="20"/>
-          <w:szCs w:val="20"/>
-        </w:rPr>
-        <w:t xml:space="preserve"> </w:t>
-      </w:r>
-      <w:r>
-        <w:rPr>
-          <w:rFonts w:ascii="Times New Roman" w:hAnsi="Times New Roman" w:cs="Times New Roman"/>
-          <w:bCs/>
-          <w:sz w:val="20"/>
-          <w:szCs w:val="20"/>
-        </w:rPr>
-        <w:t xml:space="preserve">and </w:t>
+        <w:t xml:space="preserve"> generalized estimating equations and mixed effects models using Fitbit data, biomarker measurements, and </w:t>
       </w:r>
       <w:r>
         <w:rPr>
@@ -4212,19 +3453,8 @@
           <w:sz w:val="20"/>
           <w:szCs w:val="20"/>
         </w:rPr>
-        <w:t xml:space="preserve">patient disability </w:t>
-      </w:r>
-      <w:proofErr w:type="gramStart"/>
-      <w:r>
-        <w:rPr>
-          <w:rFonts w:ascii="Times New Roman" w:hAnsi="Times New Roman" w:cs="Times New Roman"/>
-          <w:bCs/>
-          <w:sz w:val="20"/>
-          <w:szCs w:val="20"/>
-        </w:rPr>
-        <w:t>status</w:t>
-      </w:r>
-      <w:proofErr w:type="gramEnd"/>
+        <w:t>patient disability status</w:t>
+      </w:r>
     </w:p>
     <w:p>
       <w:pPr>
@@ -4271,16 +3501,7 @@
           <w:sz w:val="22"/>
           <w:szCs w:val="22"/>
         </w:rPr>
-        <w:t xml:space="preserve"> at W&amp;M</w:t>
-      </w:r>
-      <w:r>
-        <w:rPr>
-          <w:rFonts w:ascii="Times New Roman" w:hAnsi="Times New Roman" w:cs="Times New Roman"/>
-          <w:b/>
-          <w:sz w:val="22"/>
-          <w:szCs w:val="22"/>
-        </w:rPr>
-        <w:t xml:space="preserve">, </w:t>
+        <w:t xml:space="preserve"> at W&amp;M, </w:t>
       </w:r>
       <w:r>
         <w:rPr>
@@ -4388,124 +3609,7 @@
           <w:szCs w:val="20"/>
         </w:rPr>
         <w:lastRenderedPageBreak/>
-        <w:t>Conduct</w:t>
-      </w:r>
-      <w:r>
-        <w:rPr>
-          <w:rFonts w:ascii="Times New Roman" w:hAnsi="Times New Roman" w:cs="Times New Roman"/>
-          <w:color w:val="000000"/>
-          <w:sz w:val="20"/>
-          <w:szCs w:val="20"/>
-        </w:rPr>
-        <w:t>ed</w:t>
-      </w:r>
-      <w:r>
-        <w:rPr>
-          <w:rFonts w:ascii="Times New Roman" w:hAnsi="Times New Roman" w:cs="Times New Roman"/>
-          <w:color w:val="000000"/>
-          <w:sz w:val="20"/>
-          <w:szCs w:val="20"/>
-        </w:rPr>
-        <w:t xml:space="preserve"> </w:t>
-      </w:r>
-      <w:r>
-        <w:rPr>
-          <w:rFonts w:ascii="Times New Roman" w:hAnsi="Times New Roman" w:cs="Times New Roman"/>
-          <w:color w:val="000000"/>
-          <w:sz w:val="20"/>
-          <w:szCs w:val="20"/>
-        </w:rPr>
-        <w:t>policy</w:t>
-      </w:r>
-      <w:r>
-        <w:rPr>
-          <w:rFonts w:ascii="Times New Roman" w:hAnsi="Times New Roman" w:cs="Times New Roman"/>
-          <w:color w:val="000000"/>
-          <w:sz w:val="20"/>
-          <w:szCs w:val="20"/>
-        </w:rPr>
-        <w:t xml:space="preserve"> analysis on the efficacy of China’s two-child policy</w:t>
-      </w:r>
-      <w:r>
-        <w:rPr>
-          <w:rFonts w:ascii="Times New Roman" w:hAnsi="Times New Roman" w:cs="Times New Roman"/>
-          <w:color w:val="000000"/>
-          <w:sz w:val="20"/>
-          <w:szCs w:val="20"/>
-        </w:rPr>
-        <w:t xml:space="preserve">; </w:t>
-      </w:r>
-      <w:r>
-        <w:rPr>
-          <w:rFonts w:ascii="Times New Roman" w:hAnsi="Times New Roman" w:cs="Times New Roman"/>
-          <w:color w:val="000000"/>
-          <w:sz w:val="20"/>
-          <w:szCs w:val="20"/>
-        </w:rPr>
-        <w:t>us</w:t>
-      </w:r>
-      <w:r>
-        <w:rPr>
-          <w:rFonts w:ascii="Times New Roman" w:hAnsi="Times New Roman" w:cs="Times New Roman"/>
-          <w:color w:val="000000"/>
-          <w:sz w:val="20"/>
-          <w:szCs w:val="20"/>
-        </w:rPr>
-        <w:t>ed</w:t>
-      </w:r>
-      <w:r>
-        <w:rPr>
-          <w:rFonts w:ascii="Times New Roman" w:hAnsi="Times New Roman" w:cs="Times New Roman"/>
-          <w:color w:val="000000"/>
-          <w:sz w:val="20"/>
-          <w:szCs w:val="20"/>
-        </w:rPr>
-        <w:t xml:space="preserve"> </w:t>
-      </w:r>
-      <w:r>
-        <w:rPr>
-          <w:rFonts w:ascii="Times New Roman" w:hAnsi="Times New Roman" w:cs="Times New Roman"/>
-          <w:color w:val="000000"/>
-          <w:sz w:val="20"/>
-          <w:szCs w:val="20"/>
-        </w:rPr>
-        <w:t xml:space="preserve">the </w:t>
-      </w:r>
-      <w:r>
-        <w:rPr>
-          <w:rFonts w:ascii="Times New Roman" w:hAnsi="Times New Roman" w:cs="Times New Roman"/>
-          <w:color w:val="000000"/>
-          <w:sz w:val="20"/>
-          <w:szCs w:val="20"/>
-        </w:rPr>
-        <w:t>synthetic control method</w:t>
-      </w:r>
-      <w:r>
-        <w:rPr>
-          <w:rFonts w:ascii="Times New Roman" w:hAnsi="Times New Roman" w:cs="Times New Roman"/>
-          <w:color w:val="000000"/>
-          <w:sz w:val="20"/>
-          <w:szCs w:val="20"/>
-        </w:rPr>
-        <w:t xml:space="preserve"> with lasso regression to </w:t>
-      </w:r>
-      <w:r>
-        <w:rPr>
-          <w:rFonts w:ascii="Times New Roman" w:hAnsi="Times New Roman" w:cs="Times New Roman"/>
-          <w:color w:val="000000"/>
-          <w:sz w:val="20"/>
-          <w:szCs w:val="20"/>
-        </w:rPr>
-        <w:t xml:space="preserve">produce a six-country pool for the construction of counterfactual </w:t>
-      </w:r>
-      <w:r>
-        <w:rPr>
-          <w:rFonts w:ascii="Times New Roman" w:hAnsi="Times New Roman" w:cs="Times New Roman"/>
-          <w:color w:val="000000"/>
-          <w:sz w:val="20"/>
-          <w:szCs w:val="20"/>
-        </w:rPr>
-        <w:t>China</w:t>
+        <w:t>Conducted policy analysis on the efficacy of China’s two-child policy; used the synthetic control method with lasso regression to produce a six-country pool for the construction of counterfactual China</w:t>
       </w:r>
     </w:p>
     <w:p>
@@ -4530,70 +3634,7 @@
           <w:sz w:val="20"/>
           <w:szCs w:val="20"/>
         </w:rPr>
-        <w:t>C</w:t>
-      </w:r>
-      <w:r>
-        <w:rPr>
-          <w:rFonts w:ascii="Times New Roman" w:hAnsi="Times New Roman" w:cs="Times New Roman"/>
-          <w:color w:val="000000"/>
-          <w:sz w:val="20"/>
-          <w:szCs w:val="20"/>
-        </w:rPr>
-        <w:t xml:space="preserve">alculated </w:t>
-      </w:r>
-      <w:r>
-        <w:rPr>
-          <w:rFonts w:ascii="Times New Roman" w:hAnsi="Times New Roman" w:cs="Times New Roman"/>
-          <w:color w:val="000000"/>
-          <w:sz w:val="20"/>
-          <w:szCs w:val="20"/>
-        </w:rPr>
-        <w:t xml:space="preserve">significance levels </w:t>
-      </w:r>
-      <w:r>
-        <w:rPr>
-          <w:rFonts w:ascii="Times New Roman" w:hAnsi="Times New Roman" w:cs="Times New Roman"/>
-          <w:color w:val="000000"/>
-          <w:sz w:val="20"/>
-          <w:szCs w:val="20"/>
-        </w:rPr>
-        <w:t xml:space="preserve">of the </w:t>
-      </w:r>
-      <w:r>
-        <w:rPr>
-          <w:rFonts w:ascii="Times New Roman" w:hAnsi="Times New Roman" w:cs="Times New Roman"/>
-          <w:color w:val="000000"/>
-          <w:sz w:val="20"/>
-          <w:szCs w:val="20"/>
-        </w:rPr>
-        <w:t xml:space="preserve">yearly </w:t>
-      </w:r>
-      <w:r>
-        <w:rPr>
-          <w:rFonts w:ascii="Times New Roman" w:hAnsi="Times New Roman" w:cs="Times New Roman"/>
-          <w:color w:val="000000"/>
-          <w:sz w:val="20"/>
-          <w:szCs w:val="20"/>
-        </w:rPr>
-        <w:t xml:space="preserve">policy effect using </w:t>
-      </w:r>
-      <w:r>
-        <w:rPr>
-          <w:rFonts w:ascii="Times New Roman" w:hAnsi="Times New Roman" w:cs="Times New Roman"/>
-          <w:color w:val="000000"/>
-          <w:sz w:val="20"/>
-          <w:szCs w:val="20"/>
-        </w:rPr>
-        <w:t>a</w:t>
-      </w:r>
-      <w:r>
-        <w:rPr>
-          <w:rFonts w:ascii="Times New Roman" w:hAnsi="Times New Roman" w:cs="Times New Roman"/>
-          <w:color w:val="000000"/>
-          <w:sz w:val="20"/>
-          <w:szCs w:val="20"/>
-        </w:rPr>
-        <w:t xml:space="preserve"> permutation method; concluded that </w:t>
+        <w:t xml:space="preserve">Calculated significance levels of the yearly policy effect using a permutation method; concluded that </w:t>
       </w:r>
       <w:r>
         <w:rPr>
@@ -4638,43 +3679,16 @@
           <w:sz w:val="20"/>
           <w:szCs w:val="20"/>
         </w:rPr>
-        <w:t xml:space="preserve"> transitory increases in birth rates in 2016 and </w:t>
-      </w:r>
-      <w:r>
-        <w:rPr>
-          <w:rFonts w:ascii="Times New Roman" w:hAnsi="Times New Roman" w:cs="Times New Roman"/>
-          <w:color w:val="000000"/>
-          <w:sz w:val="20"/>
-          <w:szCs w:val="20"/>
-        </w:rPr>
-        <w:t>2017</w:t>
-      </w:r>
-      <w:r>
-        <w:rPr>
-          <w:rFonts w:ascii="Times New Roman" w:hAnsi="Times New Roman" w:cs="Times New Roman"/>
-          <w:color w:val="000000"/>
-          <w:sz w:val="20"/>
-          <w:szCs w:val="20"/>
-        </w:rPr>
-        <w:t xml:space="preserve"> but</w:t>
-      </w:r>
-      <w:r>
-        <w:rPr>
-          <w:rFonts w:ascii="Times New Roman" w:hAnsi="Times New Roman" w:cs="Times New Roman"/>
-          <w:color w:val="000000"/>
-          <w:sz w:val="20"/>
-          <w:szCs w:val="20"/>
-        </w:rPr>
-        <w:t xml:space="preserve"> </w:t>
-      </w:r>
-      <w:r>
-        <w:rPr>
-          <w:rFonts w:ascii="Times New Roman" w:hAnsi="Times New Roman" w:cs="Times New Roman"/>
-          <w:color w:val="000000"/>
-          <w:sz w:val="20"/>
-          <w:szCs w:val="20"/>
-        </w:rPr>
-        <w:t>were not statistically significant</w:t>
+        <w:t xml:space="preserve"> transitory increases in birth rates in 2016 and 2017</w:t>
+      </w:r>
+      <w:r>
+        <w:rPr>
+          <w:rFonts w:ascii="Times New Roman" w:hAnsi="Times New Roman" w:cs="Times New Roman"/>
+          <w:color w:val="000000"/>
+          <w:sz w:val="20"/>
+          <w:szCs w:val="20"/>
+        </w:rPr>
+        <w:t xml:space="preserve"> but were not statistically significant</w:t>
       </w:r>
     </w:p>
     <w:p>
@@ -4699,43 +3713,7 @@
           <w:sz w:val="20"/>
           <w:szCs w:val="20"/>
         </w:rPr>
-        <w:t>A</w:t>
-      </w:r>
-      <w:r>
-        <w:rPr>
-          <w:rFonts w:ascii="Times New Roman" w:hAnsi="Times New Roman" w:cs="Times New Roman"/>
-          <w:color w:val="000000"/>
-          <w:sz w:val="20"/>
-          <w:szCs w:val="20"/>
-        </w:rPr>
-        <w:t>warded the Charles Center Summer Research Grant ($3</w:t>
-      </w:r>
-      <w:r>
-        <w:rPr>
-          <w:rFonts w:ascii="Times New Roman" w:hAnsi="Times New Roman" w:cs="Times New Roman"/>
-          <w:color w:val="000000"/>
-          <w:sz w:val="20"/>
-          <w:szCs w:val="20"/>
-        </w:rPr>
-        <w:t>,</w:t>
-      </w:r>
-      <w:r>
-        <w:rPr>
-          <w:rFonts w:ascii="Times New Roman" w:hAnsi="Times New Roman" w:cs="Times New Roman"/>
-          <w:color w:val="000000"/>
-          <w:sz w:val="20"/>
-          <w:szCs w:val="20"/>
-        </w:rPr>
-        <w:t>000)</w:t>
-      </w:r>
-      <w:r>
-        <w:rPr>
-          <w:rFonts w:ascii="Times New Roman" w:hAnsi="Times New Roman" w:cs="Times New Roman"/>
-          <w:color w:val="000000"/>
-          <w:sz w:val="20"/>
-          <w:szCs w:val="20"/>
-        </w:rPr>
-        <w:t xml:space="preserve">; </w:t>
+        <w:t xml:space="preserve">Awarded the Charles Center Summer Research Grant ($3,000); </w:t>
       </w:r>
       <w:r>
         <w:rPr>
@@ -4847,25 +3825,7 @@
           <w:szCs w:val="22"/>
         </w:rPr>
         <w:tab/>
-        <w:t xml:space="preserve">     </w:t>
-      </w:r>
-      <w:r>
-        <w:rPr>
-          <w:rFonts w:ascii="Times New Roman" w:hAnsi="Times New Roman" w:cs="Times New Roman"/>
-          <w:color w:val="000000"/>
-          <w:sz w:val="22"/>
-          <w:szCs w:val="22"/>
-        </w:rPr>
-        <w:t xml:space="preserve">  </w:t>
-      </w:r>
-      <w:r>
-        <w:rPr>
-          <w:rFonts w:ascii="Times New Roman" w:hAnsi="Times New Roman" w:cs="Times New Roman"/>
-          <w:color w:val="000000"/>
-          <w:sz w:val="22"/>
-          <w:szCs w:val="22"/>
-        </w:rPr>
-        <w:t>February</w:t>
+        <w:t xml:space="preserve">       February</w:t>
       </w:r>
       <w:r>
         <w:rPr>
@@ -5034,16 +3994,7 @@
           <w:sz w:val="20"/>
           <w:szCs w:val="20"/>
         </w:rPr>
-        <w:t xml:space="preserve">using </w:t>
-      </w:r>
-      <w:r>
-        <w:rPr>
-          <w:rFonts w:ascii="Times New Roman" w:hAnsi="Times New Roman" w:cs="Times New Roman"/>
-          <w:color w:val="000000"/>
-          <w:sz w:val="20"/>
-          <w:szCs w:val="20"/>
-        </w:rPr>
-        <w:t xml:space="preserve">the </w:t>
+        <w:t xml:space="preserve">using the </w:t>
       </w:r>
       <w:r>
         <w:rPr>
@@ -5061,16 +4012,7 @@
           <w:sz w:val="20"/>
           <w:szCs w:val="20"/>
         </w:rPr>
-        <w:t xml:space="preserve"> </w:t>
-      </w:r>
-      <w:r>
-        <w:rPr>
-          <w:rFonts w:ascii="Times New Roman" w:hAnsi="Times New Roman" w:cs="Times New Roman"/>
-          <w:color w:val="000000"/>
-          <w:sz w:val="20"/>
-          <w:szCs w:val="20"/>
-        </w:rPr>
-        <w:t xml:space="preserve">and the </w:t>
+        <w:t xml:space="preserve"> and the </w:t>
       </w:r>
       <w:r>
         <w:rPr>
@@ -5131,20 +4073,9 @@
           <w:sz w:val="20"/>
           <w:szCs w:val="20"/>
         </w:rPr>
-        <w:t xml:space="preserve">affect assault </w:t>
-      </w:r>
-      <w:proofErr w:type="gramStart"/>
-      <w:r>
-        <w:rPr>
-          <w:rFonts w:ascii="Times New Roman" w:hAnsi="Times New Roman" w:cs="Times New Roman"/>
-          <w:bCs/>
-          <w:sz w:val="20"/>
-          <w:szCs w:val="20"/>
-        </w:rPr>
-        <w:t>rates</w:t>
+        <w:t>affect assault rates</w:t>
       </w:r>
       <w:bookmarkEnd w:id="0"/>
-      <w:proofErr w:type="gramEnd"/>
     </w:p>
     <w:p>
       <w:pPr>
@@ -5166,6 +4097,13 @@
           <w:color w:val="000000"/>
           <w:sz w:val="20"/>
           <w:szCs w:val="20"/>
+          <w:lang w:val="en-CA"/>
+        </w:rPr>
+      </w:pPr>
+    </w:p>
+    <w:p>
+      <w:pPr>
+        <w:rPr>
           <w:lang w:val="en-CA"/>
         </w:rPr>
       </w:pPr>
